--- a/Docs/Presentazione_TrenIno_v4_eng.docx
+++ b/Docs/Presentazione_TrenIno_v4_eng.docx
@@ -420,7 +420,25 @@
           <w:sz w:val="28"/>
           <w:szCs w:val="28"/>
         </w:rPr>
-        <w:t xml:space="preserve"> seconds (in order to simulate the exit from the yard) and </w:t>
+        <w:t xml:space="preserve"> seconds (in </w:t>
+      </w:r>
+      <w:proofErr w:type="spellStart"/>
+      <w:r>
+        <w:rPr>
+          <w:rFonts w:ascii="Calibri" w:hAnsi="Calibri"/>
+          <w:sz w:val="28"/>
+          <w:szCs w:val="28"/>
+        </w:rPr>
+        <w:t>order</w:t>
+      </w:r>
+      <w:proofErr w:type="spellEnd"/>
+      <w:r>
+        <w:rPr>
+          <w:rFonts w:ascii="Calibri" w:hAnsi="Calibri"/>
+          <w:sz w:val="28"/>
+          <w:szCs w:val="28"/>
+        </w:rPr>
+        <w:t xml:space="preserve"> to simulate the exit from the yard) and </w:t>
       </w:r>
       <w:proofErr w:type="spellStart"/>
       <w:r>
@@ -478,6 +496,7 @@
       </w:r>
       <w:r>
         <w:rPr>
+          <w:rFonts w:ascii="Calibri" w:hAnsi="Calibri"/>
           <w:sz w:val="28"/>
           <w:szCs w:val="28"/>
         </w:rPr>
@@ -1439,274 +1458,470 @@
     <w:p>
       <w:pPr>
         <w:rPr>
+          <w:rFonts w:cstheme="minorHAnsi"/>
+          <w:sz w:val="28"/>
+          <w:szCs w:val="28"/>
+          <w:u w:val="single"/>
+        </w:rPr>
+      </w:pPr>
+      <w:proofErr w:type="spellStart"/>
+      <w:r>
+        <w:rPr>
+          <w:sz w:val="28"/>
+          <w:szCs w:val="28"/>
+        </w:rPr>
+        <w:t>Designed</w:t>
+      </w:r>
+      <w:proofErr w:type="spellEnd"/>
+      <w:r>
+        <w:rPr>
+          <w:sz w:val="28"/>
+          <w:szCs w:val="28"/>
+        </w:rPr>
+        <w:t xml:space="preserve"> by </w:t>
+      </w:r>
+      <w:proofErr w:type="spellStart"/>
+      <w:r>
+        <w:rPr>
+          <w:b/>
+          <w:bCs/>
+          <w:sz w:val="28"/>
+          <w:szCs w:val="28"/>
+        </w:rPr>
+        <w:t>MezzanineLab</w:t>
+      </w:r>
+      <w:proofErr w:type="spellEnd"/>
+      <w:r>
+        <w:rPr>
+          <w:sz w:val="28"/>
+          <w:szCs w:val="28"/>
+        </w:rPr>
+        <w:t xml:space="preserve">, the diorama </w:t>
+      </w:r>
+      <w:proofErr w:type="spellStart"/>
+      <w:r>
+        <w:rPr>
+          <w:sz w:val="28"/>
+          <w:szCs w:val="28"/>
+        </w:rPr>
+        <w:t>measures</w:t>
+      </w:r>
+      <w:proofErr w:type="spellEnd"/>
+      <w:r>
+        <w:rPr>
+          <w:sz w:val="28"/>
+          <w:szCs w:val="28"/>
+        </w:rPr>
+        <w:t xml:space="preserve"> 230 × 38 cm (or 288 × 48 </w:t>
+      </w:r>
+      <w:proofErr w:type="spellStart"/>
+      <w:r>
+        <w:rPr>
+          <w:sz w:val="28"/>
+          <w:szCs w:val="28"/>
+        </w:rPr>
+        <w:t>stud</w:t>
+      </w:r>
+      <w:proofErr w:type="spellEnd"/>
+      <w:r>
+        <w:rPr>
+          <w:sz w:val="28"/>
+          <w:szCs w:val="28"/>
+        </w:rPr>
+        <w:t xml:space="preserve">) and </w:t>
+      </w:r>
+      <w:proofErr w:type="spellStart"/>
+      <w:r>
+        <w:rPr>
+          <w:sz w:val="28"/>
+          <w:szCs w:val="28"/>
+        </w:rPr>
+        <w:t>is</w:t>
+      </w:r>
+      <w:proofErr w:type="spellEnd"/>
+      <w:r>
+        <w:rPr>
+          <w:sz w:val="28"/>
+          <w:szCs w:val="28"/>
+        </w:rPr>
+        <w:t xml:space="preserve"> made up of more </w:t>
+      </w:r>
+      <w:proofErr w:type="spellStart"/>
+      <w:r>
+        <w:rPr>
+          <w:sz w:val="28"/>
+          <w:szCs w:val="28"/>
+        </w:rPr>
+        <w:t>than</w:t>
+      </w:r>
+      <w:proofErr w:type="spellEnd"/>
+      <w:r>
+        <w:rPr>
+          <w:sz w:val="28"/>
+          <w:szCs w:val="28"/>
+        </w:rPr>
+        <w:t xml:space="preserve"> 4,000 bricks, 3 </w:t>
+      </w:r>
+      <w:proofErr w:type="spellStart"/>
+      <w:r>
+        <w:rPr>
+          <w:sz w:val="28"/>
+          <w:szCs w:val="28"/>
+        </w:rPr>
+        <w:t>locomotives</w:t>
+      </w:r>
+      <w:proofErr w:type="spellEnd"/>
+      <w:r>
+        <w:rPr>
+          <w:sz w:val="28"/>
+          <w:szCs w:val="28"/>
+        </w:rPr>
+        <w:t xml:space="preserve"> and about 25 </w:t>
+      </w:r>
+      <w:proofErr w:type="spellStart"/>
+      <w:r>
+        <w:rPr>
+          <w:sz w:val="28"/>
+          <w:szCs w:val="28"/>
+        </w:rPr>
+        <w:t>characters</w:t>
+      </w:r>
+      <w:proofErr w:type="spellEnd"/>
+      <w:r>
+        <w:rPr>
+          <w:sz w:val="28"/>
+          <w:szCs w:val="28"/>
+        </w:rPr>
+        <w:t xml:space="preserve">. </w:t>
+      </w:r>
+      <w:proofErr w:type="spellStart"/>
+      <w:r>
+        <w:rPr>
+          <w:sz w:val="28"/>
+          <w:szCs w:val="28"/>
+        </w:rPr>
+        <w:t>Consisting</w:t>
+      </w:r>
+      <w:proofErr w:type="spellEnd"/>
+      <w:r>
+        <w:rPr>
+          <w:sz w:val="28"/>
+          <w:szCs w:val="28"/>
+        </w:rPr>
+        <w:t xml:space="preserve"> of </w:t>
+      </w:r>
+      <w:proofErr w:type="spellStart"/>
+      <w:r>
+        <w:rPr>
+          <w:sz w:val="28"/>
+          <w:szCs w:val="28"/>
+        </w:rPr>
+        <w:t>original</w:t>
+      </w:r>
+      <w:proofErr w:type="spellEnd"/>
+      <w:r>
+        <w:rPr>
+          <w:sz w:val="28"/>
+          <w:szCs w:val="28"/>
+        </w:rPr>
+        <w:t xml:space="preserve"> </w:t>
+      </w:r>
+      <w:r>
+        <w:rPr>
+          <w:b/>
+          <w:bCs/>
+          <w:sz w:val="28"/>
+          <w:szCs w:val="28"/>
+        </w:rPr>
+        <w:t>Lego</w:t>
+      </w:r>
+      <w:r>
+        <w:rPr>
+          <w:sz w:val="28"/>
+          <w:szCs w:val="28"/>
+        </w:rPr>
+        <w:t xml:space="preserve">® </w:t>
+      </w:r>
+      <w:proofErr w:type="spellStart"/>
+      <w:r>
+        <w:rPr>
+          <w:sz w:val="28"/>
+          <w:szCs w:val="28"/>
+        </w:rPr>
+        <w:t>pieces</w:t>
+      </w:r>
+      <w:proofErr w:type="spellEnd"/>
+      <w:r>
+        <w:rPr>
+          <w:sz w:val="28"/>
+          <w:szCs w:val="28"/>
+        </w:rPr>
+        <w:t xml:space="preserve"> and </w:t>
+      </w:r>
+      <w:proofErr w:type="spellStart"/>
+      <w:r>
+        <w:rPr>
+          <w:sz w:val="28"/>
+          <w:szCs w:val="28"/>
+        </w:rPr>
+        <w:t>entirely</w:t>
+      </w:r>
+      <w:proofErr w:type="spellEnd"/>
+      <w:r>
+        <w:rPr>
+          <w:sz w:val="28"/>
+          <w:szCs w:val="28"/>
+        </w:rPr>
+        <w:t xml:space="preserve"> </w:t>
+      </w:r>
+      <w:proofErr w:type="spellStart"/>
+      <w:r>
+        <w:rPr>
+          <w:sz w:val="28"/>
+          <w:szCs w:val="28"/>
+        </w:rPr>
+        <w:t>controlled</w:t>
+      </w:r>
+      <w:proofErr w:type="spellEnd"/>
+      <w:r>
+        <w:rPr>
+          <w:sz w:val="28"/>
+          <w:szCs w:val="28"/>
+        </w:rPr>
+        <w:t xml:space="preserve"> by </w:t>
+      </w:r>
+      <w:r>
+        <w:rPr>
+          <w:rFonts w:cstheme="minorHAnsi"/>
+          <w:b/>
+          <w:bCs/>
+          <w:sz w:val="28"/>
+          <w:szCs w:val="28"/>
+        </w:rPr>
+        <w:t>Arduino</w:t>
+      </w:r>
+      <w:r>
+        <w:rPr>
+          <w:rFonts w:cstheme="minorHAnsi"/>
+          <w:sz w:val="28"/>
+          <w:szCs w:val="28"/>
+        </w:rPr>
+        <w:t>®</w:t>
+      </w:r>
+      <w:r>
+        <w:rPr>
+          <w:rFonts w:cstheme="minorHAnsi"/>
+          <w:sz w:val="28"/>
+          <w:szCs w:val="28"/>
+        </w:rPr>
+        <w:t xml:space="preserve"> </w:t>
+      </w:r>
+      <w:proofErr w:type="spellStart"/>
+      <w:r>
+        <w:rPr>
+          <w:rFonts w:cstheme="minorHAnsi"/>
+          <w:color w:val="050505"/>
+          <w:sz w:val="28"/>
+          <w:szCs w:val="28"/>
+          <w:shd w:val="clear" w:color="auto" w:fill="FFFFFF"/>
+        </w:rPr>
+        <w:t>using</w:t>
+      </w:r>
+      <w:proofErr w:type="spellEnd"/>
+      <w:r>
+        <w:rPr>
+          <w:rFonts w:cstheme="minorHAnsi"/>
+          <w:color w:val="050505"/>
+          <w:sz w:val="28"/>
+          <w:szCs w:val="28"/>
+          <w:shd w:val="clear" w:color="auto" w:fill="FFFFFF"/>
+        </w:rPr>
+        <w:t xml:space="preserve"> the</w:t>
+      </w:r>
+      <w:r>
+        <w:rPr>
+          <w:rFonts w:cstheme="minorHAnsi"/>
+          <w:color w:val="050505"/>
+          <w:sz w:val="28"/>
+          <w:szCs w:val="28"/>
+          <w:shd w:val="clear" w:color="auto" w:fill="FFFFFF"/>
+        </w:rPr>
+        <w:t> </w:t>
+      </w:r>
+      <w:r>
+        <w:rPr>
+          <w:rFonts w:cstheme="minorHAnsi"/>
+          <w:b/>
+          <w:bCs/>
+          <w:sz w:val="28"/>
+          <w:szCs w:val="28"/>
+        </w:rPr>
+        <w:t>ATOM Matrix ESP32 </w:t>
+      </w:r>
+      <w:r>
+        <w:rPr>
+          <w:rFonts w:cstheme="minorHAnsi"/>
+          <w:color w:val="050505"/>
+          <w:sz w:val="28"/>
+          <w:szCs w:val="28"/>
+          <w:shd w:val="clear" w:color="auto" w:fill="FFFFFF"/>
+        </w:rPr>
+        <w:t>controller</w:t>
+      </w:r>
+      <w:r>
+        <w:rPr>
+          <w:rFonts w:cstheme="minorHAnsi"/>
+          <w:sz w:val="28"/>
+          <w:szCs w:val="28"/>
+        </w:rPr>
+        <w:t xml:space="preserve"> and the</w:t>
+      </w:r>
+      <w:r>
+        <w:rPr>
+          <w:rFonts w:cstheme="minorHAnsi"/>
+          <w:sz w:val="28"/>
+          <w:szCs w:val="28"/>
+        </w:rPr>
+        <w:t xml:space="preserve"> </w:t>
+      </w:r>
+      <w:proofErr w:type="spellStart"/>
+      <w:r>
+        <w:rPr>
+          <w:rFonts w:cstheme="minorHAnsi"/>
+          <w:b/>
+          <w:bCs/>
+          <w:sz w:val="28"/>
+          <w:szCs w:val="28"/>
+        </w:rPr>
+        <w:t>legoino</w:t>
+      </w:r>
+      <w:proofErr w:type="spellEnd"/>
+      <w:r>
+        <w:rPr>
+          <w:rFonts w:cstheme="minorHAnsi"/>
+          <w:sz w:val="28"/>
+          <w:szCs w:val="28"/>
+        </w:rPr>
+        <w:t xml:space="preserve"> </w:t>
+      </w:r>
+      <w:r>
+        <w:rPr>
+          <w:rFonts w:cstheme="minorHAnsi"/>
+          <w:sz w:val="28"/>
+          <w:szCs w:val="28"/>
+        </w:rPr>
+        <w:t>Library by</w:t>
+      </w:r>
+      <w:r>
+        <w:rPr>
+          <w:rFonts w:cstheme="minorHAnsi"/>
+          <w:sz w:val="28"/>
+          <w:szCs w:val="28"/>
+        </w:rPr>
+        <w:t xml:space="preserve"> Cornelius M</w:t>
+      </w:r>
+      <w:proofErr w:type="spellStart"/>
+      <w:r>
+        <w:rPr>
+          <w:rFonts w:cstheme="minorHAnsi"/>
+          <w:sz w:val="28"/>
+          <w:szCs w:val="28"/>
+        </w:rPr>
+        <w:t>unz</w:t>
+      </w:r>
+      <w:proofErr w:type="spellEnd"/>
+      <w:r>
+        <w:rPr>
+          <w:rFonts w:cstheme="minorHAnsi"/>
+          <w:sz w:val="28"/>
+          <w:szCs w:val="28"/>
+        </w:rPr>
+        <w:t>.</w:t>
+      </w:r>
+    </w:p>
+    <w:p>
+      <w:pPr>
+        <w:rPr>
           <w:sz w:val="36"/>
           <w:szCs w:val="36"/>
         </w:rPr>
       </w:pPr>
-      <w:proofErr w:type="spellStart"/>
-      <w:r>
-        <w:rPr>
-          <w:sz w:val="28"/>
-          <w:szCs w:val="28"/>
-        </w:rPr>
-        <w:t>Designed</w:t>
-      </w:r>
-      <w:proofErr w:type="spellEnd"/>
-      <w:r>
-        <w:rPr>
-          <w:sz w:val="28"/>
-          <w:szCs w:val="28"/>
-        </w:rPr>
-        <w:t xml:space="preserve"> by </w:t>
-      </w:r>
-      <w:proofErr w:type="spellStart"/>
-      <w:r>
-        <w:rPr>
-          <w:b/>
-          <w:bCs/>
-          <w:sz w:val="28"/>
-          <w:szCs w:val="28"/>
-        </w:rPr>
-        <w:t>MezzanineLab</w:t>
-      </w:r>
-      <w:proofErr w:type="spellEnd"/>
-      <w:r>
-        <w:rPr>
-          <w:sz w:val="28"/>
-          <w:szCs w:val="28"/>
-        </w:rPr>
-        <w:t xml:space="preserve">, the diorama </w:t>
-      </w:r>
-      <w:proofErr w:type="spellStart"/>
-      <w:r>
-        <w:rPr>
-          <w:sz w:val="28"/>
-          <w:szCs w:val="28"/>
-        </w:rPr>
-        <w:t>measures</w:t>
-      </w:r>
-      <w:proofErr w:type="spellEnd"/>
-      <w:r>
-        <w:rPr>
-          <w:sz w:val="28"/>
-          <w:szCs w:val="28"/>
-        </w:rPr>
-        <w:t xml:space="preserve"> 230 × 38 cm (or 288 × 48 </w:t>
-      </w:r>
-      <w:proofErr w:type="spellStart"/>
-      <w:r>
-        <w:rPr>
-          <w:sz w:val="28"/>
-          <w:szCs w:val="28"/>
-        </w:rPr>
-        <w:t>stud</w:t>
-      </w:r>
-      <w:proofErr w:type="spellEnd"/>
-      <w:r>
-        <w:rPr>
-          <w:sz w:val="28"/>
-          <w:szCs w:val="28"/>
-        </w:rPr>
-        <w:t xml:space="preserve">) and </w:t>
-      </w:r>
-      <w:proofErr w:type="spellStart"/>
-      <w:r>
-        <w:rPr>
-          <w:sz w:val="28"/>
-          <w:szCs w:val="28"/>
-        </w:rPr>
-        <w:t>is</w:t>
-      </w:r>
-      <w:proofErr w:type="spellEnd"/>
-      <w:r>
-        <w:rPr>
-          <w:sz w:val="28"/>
-          <w:szCs w:val="28"/>
-        </w:rPr>
-        <w:t xml:space="preserve"> made up of more </w:t>
-      </w:r>
-      <w:proofErr w:type="spellStart"/>
-      <w:r>
-        <w:rPr>
-          <w:sz w:val="28"/>
-          <w:szCs w:val="28"/>
-        </w:rPr>
-        <w:t>than</w:t>
-      </w:r>
-      <w:proofErr w:type="spellEnd"/>
-      <w:r>
-        <w:rPr>
-          <w:sz w:val="28"/>
-          <w:szCs w:val="28"/>
-        </w:rPr>
-        <w:t xml:space="preserve"> 4,000 bricks, 3 </w:t>
-      </w:r>
-      <w:proofErr w:type="spellStart"/>
-      <w:r>
-        <w:rPr>
-          <w:sz w:val="28"/>
-          <w:szCs w:val="28"/>
-        </w:rPr>
-        <w:t>locomotives</w:t>
-      </w:r>
-      <w:proofErr w:type="spellEnd"/>
-      <w:r>
-        <w:rPr>
-          <w:sz w:val="28"/>
-          <w:szCs w:val="28"/>
-        </w:rPr>
-        <w:t xml:space="preserve"> and </w:t>
-      </w:r>
-      <w:proofErr w:type="spellStart"/>
-      <w:r>
-        <w:rPr>
-          <w:sz w:val="28"/>
-          <w:szCs w:val="28"/>
-        </w:rPr>
-        <w:t>about</w:t>
-      </w:r>
-      <w:proofErr w:type="spellEnd"/>
-      <w:r>
-        <w:rPr>
-          <w:sz w:val="28"/>
-          <w:szCs w:val="28"/>
-        </w:rPr>
-        <w:t xml:space="preserve"> 25 </w:t>
-      </w:r>
-      <w:proofErr w:type="spellStart"/>
-      <w:r>
-        <w:rPr>
-          <w:sz w:val="28"/>
-          <w:szCs w:val="28"/>
-        </w:rPr>
-        <w:t>characters</w:t>
-      </w:r>
-      <w:proofErr w:type="spellEnd"/>
-      <w:r>
-        <w:rPr>
-          <w:sz w:val="28"/>
-          <w:szCs w:val="28"/>
-        </w:rPr>
-        <w:t xml:space="preserve">. </w:t>
-      </w:r>
-      <w:proofErr w:type="spellStart"/>
-      <w:r>
-        <w:rPr>
-          <w:sz w:val="28"/>
-          <w:szCs w:val="28"/>
-        </w:rPr>
-        <w:t>Consisting</w:t>
-      </w:r>
-      <w:proofErr w:type="spellEnd"/>
-      <w:r>
-        <w:rPr>
-          <w:sz w:val="28"/>
-          <w:szCs w:val="28"/>
-        </w:rPr>
-        <w:t xml:space="preserve"> of </w:t>
-      </w:r>
-      <w:proofErr w:type="spellStart"/>
-      <w:r>
-        <w:rPr>
-          <w:sz w:val="28"/>
-          <w:szCs w:val="28"/>
-        </w:rPr>
-        <w:t>original</w:t>
-      </w:r>
-      <w:proofErr w:type="spellEnd"/>
-      <w:r>
-        <w:rPr>
-          <w:sz w:val="28"/>
-          <w:szCs w:val="28"/>
-        </w:rPr>
-        <w:t xml:space="preserve"> </w:t>
-      </w:r>
-      <w:r>
-        <w:rPr>
-          <w:b/>
-          <w:bCs/>
-          <w:sz w:val="28"/>
-          <w:szCs w:val="28"/>
-        </w:rPr>
-        <w:t>Lego</w:t>
-      </w:r>
-      <w:r>
-        <w:rPr>
-          <w:sz w:val="28"/>
-          <w:szCs w:val="28"/>
-        </w:rPr>
-        <w:t xml:space="preserve">® </w:t>
-      </w:r>
-      <w:proofErr w:type="spellStart"/>
-      <w:r>
-        <w:rPr>
-          <w:sz w:val="28"/>
-          <w:szCs w:val="28"/>
-        </w:rPr>
-        <w:t>pieces</w:t>
-      </w:r>
-      <w:proofErr w:type="spellEnd"/>
-      <w:r>
-        <w:rPr>
-          <w:sz w:val="28"/>
-          <w:szCs w:val="28"/>
-        </w:rPr>
-        <w:t xml:space="preserve"> and </w:t>
-      </w:r>
-      <w:proofErr w:type="spellStart"/>
-      <w:r>
-        <w:rPr>
-          <w:sz w:val="28"/>
-          <w:szCs w:val="28"/>
-        </w:rPr>
-        <w:t>entirely</w:t>
-      </w:r>
-      <w:proofErr w:type="spellEnd"/>
-      <w:r>
-        <w:rPr>
-          <w:sz w:val="28"/>
-          <w:szCs w:val="28"/>
-        </w:rPr>
-        <w:t xml:space="preserve"> </w:t>
-      </w:r>
-      <w:proofErr w:type="spellStart"/>
-      <w:r>
-        <w:rPr>
-          <w:sz w:val="28"/>
-          <w:szCs w:val="28"/>
-        </w:rPr>
-        <w:t>controlled</w:t>
-      </w:r>
-      <w:proofErr w:type="spellEnd"/>
-      <w:r>
-        <w:rPr>
-          <w:sz w:val="28"/>
-          <w:szCs w:val="28"/>
-        </w:rPr>
-        <w:t xml:space="preserve"> by </w:t>
-      </w:r>
-      <w:r>
-        <w:rPr>
-          <w:b/>
-          <w:bCs/>
-          <w:sz w:val="28"/>
-          <w:szCs w:val="28"/>
-        </w:rPr>
-        <w:t>Arduino</w:t>
-      </w:r>
-      <w:r>
-        <w:rPr>
-          <w:sz w:val="28"/>
-          <w:szCs w:val="28"/>
-        </w:rPr>
-        <w:t>®.</w:t>
-      </w:r>
-      <w:r>
-        <w:rPr>
-          <w:sz w:val="28"/>
-          <w:szCs w:val="28"/>
-        </w:rPr>
-        <w:br/>
+      <w:r>
+        <w:rPr>
+          <w:noProof/>
+          <w:sz w:val="36"/>
+          <w:szCs w:val="36"/>
+        </w:rPr>
+        <w:drawing>
+          <wp:anchor distT="0" distB="0" distL="114300" distR="114300" simplePos="0" relativeHeight="251664384" behindDoc="1" locked="0" layoutInCell="1" allowOverlap="1" wp14:anchorId="4A9681E2" wp14:editId="2DECD23D">
+            <wp:simplePos x="0" y="0"/>
+            <wp:positionH relativeFrom="column">
+              <wp:posOffset>7915275</wp:posOffset>
+            </wp:positionH>
+            <wp:positionV relativeFrom="paragraph">
+              <wp:posOffset>793750</wp:posOffset>
+            </wp:positionV>
+            <wp:extent cx="1104900" cy="1104900"/>
+            <wp:effectExtent l="0" t="0" r="0" b="0"/>
+            <wp:wrapTight wrapText="bothSides">
+              <wp:wrapPolygon edited="0">
+                <wp:start x="0" y="0"/>
+                <wp:lineTo x="0" y="21228"/>
+                <wp:lineTo x="21228" y="21228"/>
+                <wp:lineTo x="21228" y="0"/>
+                <wp:lineTo x="0" y="0"/>
+              </wp:wrapPolygon>
+            </wp:wrapTight>
+            <wp:docPr id="8" name="Immagine 8" descr="C:\Users\stefano.ferrara\Google Drive\Mezza9Lab\M9LAB_LOGO_HD.png"/>
+            <wp:cNvGraphicFramePr>
+              <a:graphicFrameLocks xmlns:a="http://schemas.openxmlformats.org/drawingml/2006/main" noChangeAspect="1"/>
+            </wp:cNvGraphicFramePr>
+            <a:graphic xmlns:a="http://schemas.openxmlformats.org/drawingml/2006/main">
+              <a:graphicData uri="http://schemas.openxmlformats.org/drawingml/2006/picture">
+                <pic:pic xmlns:pic="http://schemas.openxmlformats.org/drawingml/2006/picture">
+                  <pic:nvPicPr>
+                    <pic:cNvPr id="0" name="Picture 3" descr="C:\Users\stefano.ferrara\Google Drive\Mezza9Lab\M9LAB_LOGO_HD.png"/>
+                    <pic:cNvPicPr>
+                      <a:picLocks noChangeAspect="1" noChangeArrowheads="1"/>
+                    </pic:cNvPicPr>
+                  </pic:nvPicPr>
+                  <pic:blipFill>
+                    <a:blip r:embed="rId5" cstate="print">
+                      <a:extLst>
+                        <a:ext uri="{28A0092B-C50C-407E-A947-70E740481C1C}">
+                          <a14:useLocalDpi xmlns:a14="http://schemas.microsoft.com/office/drawing/2010/main" val="0"/>
+                        </a:ext>
+                      </a:extLst>
+                    </a:blip>
+                    <a:srcRect/>
+                    <a:stretch>
+                      <a:fillRect/>
+                    </a:stretch>
+                  </pic:blipFill>
+                  <pic:spPr bwMode="auto">
+                    <a:xfrm>
+                      <a:off x="0" y="0"/>
+                      <a:ext cx="1104900" cy="1104900"/>
+                    </a:xfrm>
+                    <a:prstGeom prst="rect">
+                      <a:avLst/>
+                    </a:prstGeom>
+                    <a:noFill/>
+                    <a:ln>
+                      <a:noFill/>
+                    </a:ln>
+                  </pic:spPr>
+                </pic:pic>
+              </a:graphicData>
+            </a:graphic>
+            <wp14:sizeRelH relativeFrom="margin">
+              <wp14:pctWidth>0</wp14:pctWidth>
+            </wp14:sizeRelH>
+            <wp14:sizeRelV relativeFrom="margin">
+              <wp14:pctHeight>0</wp14:pctHeight>
+            </wp14:sizeRelV>
+          </wp:anchor>
+        </w:drawing>
       </w:r>
       <w:r>
         <w:rPr>
@@ -1748,7 +1963,7 @@
                     </pic:cNvPicPr>
                   </pic:nvPicPr>
                   <pic:blipFill>
-                    <a:blip r:embed="rId5">
+                    <a:blip r:embed="rId6">
                       <a:extLst>
                         <a:ext uri="{28A0092B-C50C-407E-A947-70E740481C1C}">
                           <a14:useLocalDpi xmlns:a14="http://schemas.microsoft.com/office/drawing/2010/main" val="0"/>
@@ -1817,7 +2032,7 @@
                     </pic:cNvPicPr>
                   </pic:nvPicPr>
                   <pic:blipFill>
-                    <a:blip r:embed="rId6">
+                    <a:blip r:embed="rId7">
                       <a:extLst>
                         <a:ext uri="{28A0092B-C50C-407E-A947-70E740481C1C}">
                           <a14:useLocalDpi xmlns:a14="http://schemas.microsoft.com/office/drawing/2010/main" val="0"/>
@@ -1861,7 +2076,7 @@
           <w:szCs w:val="36"/>
         </w:rPr>
         <w:drawing>
-          <wp:anchor distT="0" distB="0" distL="114300" distR="114300" simplePos="0" relativeHeight="251663360" behindDoc="1" locked="0" layoutInCell="1" allowOverlap="1" wp14:anchorId="3A12C99D" wp14:editId="7DCD5DDA">
+          <wp:anchor distT="0" distB="0" distL="114300" distR="114300" simplePos="0" relativeHeight="251663360" behindDoc="1" locked="0" layoutInCell="1" allowOverlap="1" wp14:anchorId="3A12C99D" wp14:editId="1E739D30">
             <wp:simplePos x="0" y="0"/>
             <wp:positionH relativeFrom="margin">
               <wp:posOffset>9525</wp:posOffset>
@@ -1894,7 +2109,7 @@
                     </pic:cNvPicPr>
                   </pic:nvPicPr>
                   <pic:blipFill>
-                    <a:blip r:embed="rId7">
+                    <a:blip r:embed="rId8">
                       <a:extLst>
                         <a:ext uri="{28A0092B-C50C-407E-A947-70E740481C1C}">
                           <a14:useLocalDpi xmlns:a14="http://schemas.microsoft.com/office/drawing/2010/main" val="0"/>
@@ -1933,83 +2148,6 @@
       </w:r>
       <w:r>
         <w:rPr>
-          <w:noProof/>
-          <w:sz w:val="36"/>
-          <w:szCs w:val="36"/>
-        </w:rPr>
-        <w:drawing>
-          <wp:anchor distT="0" distB="0" distL="114300" distR="114300" simplePos="0" relativeHeight="251664384" behindDoc="1" locked="0" layoutInCell="1" allowOverlap="1" wp14:anchorId="4A9681E2" wp14:editId="0B01A787">
-            <wp:simplePos x="0" y="0"/>
-            <wp:positionH relativeFrom="column">
-              <wp:posOffset>7981950</wp:posOffset>
-            </wp:positionH>
-            <wp:positionV relativeFrom="paragraph">
-              <wp:posOffset>1934845</wp:posOffset>
-            </wp:positionV>
-            <wp:extent cx="1162050" cy="1162050"/>
-            <wp:effectExtent l="0" t="0" r="0" b="0"/>
-            <wp:wrapTight wrapText="bothSides">
-              <wp:wrapPolygon edited="0">
-                <wp:start x="0" y="0"/>
-                <wp:lineTo x="0" y="21246"/>
-                <wp:lineTo x="21246" y="21246"/>
-                <wp:lineTo x="21246" y="0"/>
-                <wp:lineTo x="0" y="0"/>
-              </wp:wrapPolygon>
-            </wp:wrapTight>
-            <wp:docPr id="8" name="Immagine 8" descr="C:\Users\stefano.ferrara\Google Drive\Mezza9Lab\M9LAB_LOGO_HD.png"/>
-            <wp:cNvGraphicFramePr>
-              <a:graphicFrameLocks xmlns:a="http://schemas.openxmlformats.org/drawingml/2006/main" noChangeAspect="1"/>
-            </wp:cNvGraphicFramePr>
-            <a:graphic xmlns:a="http://schemas.openxmlformats.org/drawingml/2006/main">
-              <a:graphicData uri="http://schemas.openxmlformats.org/drawingml/2006/picture">
-                <pic:pic xmlns:pic="http://schemas.openxmlformats.org/drawingml/2006/picture">
-                  <pic:nvPicPr>
-                    <pic:cNvPr id="0" name="Picture 3" descr="C:\Users\stefano.ferrara\Google Drive\Mezza9Lab\M9LAB_LOGO_HD.png"/>
-                    <pic:cNvPicPr>
-                      <a:picLocks noChangeAspect="1" noChangeArrowheads="1"/>
-                    </pic:cNvPicPr>
-                  </pic:nvPicPr>
-                  <pic:blipFill>
-                    <a:blip r:embed="rId8" cstate="print">
-                      <a:extLst>
-                        <a:ext uri="{28A0092B-C50C-407E-A947-70E740481C1C}">
-                          <a14:useLocalDpi xmlns:a14="http://schemas.microsoft.com/office/drawing/2010/main" val="0"/>
-                        </a:ext>
-                      </a:extLst>
-                    </a:blip>
-                    <a:srcRect/>
-                    <a:stretch>
-                      <a:fillRect/>
-                    </a:stretch>
-                  </pic:blipFill>
-                  <pic:spPr bwMode="auto">
-                    <a:xfrm>
-                      <a:off x="0" y="0"/>
-                      <a:ext cx="1162050" cy="1162050"/>
-                    </a:xfrm>
-                    <a:prstGeom prst="rect">
-                      <a:avLst/>
-                    </a:prstGeom>
-                    <a:noFill/>
-                    <a:ln>
-                      <a:noFill/>
-                    </a:ln>
-                  </pic:spPr>
-                </pic:pic>
-              </a:graphicData>
-            </a:graphic>
-            <wp14:sizeRelH relativeFrom="margin">
-              <wp14:pctWidth>0</wp14:pctWidth>
-            </wp14:sizeRelH>
-            <wp14:sizeRelV relativeFrom="margin">
-              <wp14:pctHeight>0</wp14:pctHeight>
-            </wp14:sizeRelV>
-          </wp:anchor>
-        </w:drawing>
-      </w:r>
-      <w:r>
-        <w:rPr>
           <w:sz w:val="28"/>
           <w:szCs w:val="28"/>
         </w:rPr>
@@ -2086,14 +2224,6 @@
         </w:rPr>
         <w:br/>
       </w:r>
-    </w:p>
-    <w:p>
-      <w:pPr>
-        <w:rPr>
-          <w:sz w:val="36"/>
-          <w:szCs w:val="36"/>
-        </w:rPr>
-      </w:pPr>
       <w:r>
         <w:rPr>
           <w:sz w:val="36"/>
